--- a/report_template/template_main/HRDComplete_CustomEdition_XMSY_v1.1.2.docx
+++ b/report_template/template_main/HRDComplete_CustomEdition_XMSY_v1.1.2.docx
@@ -115,7 +115,7 @@
                     </wp:anchor>
                   </w:drawing>
                 </mc:Choice>
-                <mc:Fallback xmlns:wpsCustomData="http://www.wps.cn/officeDocument/2013/wpsCustomData" xmlns:w16sdtfl="http://schemas.microsoft.com/office/word/2024/wordml/sdtformatlock" xmlns:w16du="http://schemas.microsoft.com/office/word/2023/wordml/word16du" xmlns:oel="http://schemas.microsoft.com/office/2019/extlst">
+                <mc:Fallback xmlns:oel="http://schemas.microsoft.com/office/2019/extlst" xmlns:w16du="http://schemas.microsoft.com/office/word/2023/wordml/word16du" xmlns:w16sdtfl="http://schemas.microsoft.com/office/word/2024/wordml/sdtformatlock" xmlns:wpsCustomData="http://www.wps.cn/officeDocument/2013/wpsCustomData">
                   <w:pict>
                     <v:shape id="流程图: 接点 92" o:spid="_x0000_s1026" o:spt="120" type="#_x0000_t120" style="position:absolute;left:0pt;margin-left:199.35pt;margin-top:3.25pt;height:25.15pt;width:24.65pt;z-index:-251653120;v-text-anchor:middle;mso-width-relative:page;mso-height-relative:page;" fillcolor="#1E7648" filled="t" stroked="f" coordsize="21600,21600" o:gfxdata="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">
                       <v:fill on="t" focussize="0,0"/>
@@ -246,7 +246,7 @@
                     </wp:anchor>
                   </w:drawing>
                 </mc:Choice>
-                <mc:Fallback xmlns:wpsCustomData="http://www.wps.cn/officeDocument/2013/wpsCustomData" xmlns:w16sdtfl="http://schemas.microsoft.com/office/word/2024/wordml/sdtformatlock" xmlns:w16du="http://schemas.microsoft.com/office/word/2023/wordml/word16du" xmlns:oel="http://schemas.microsoft.com/office/2019/extlst">
+                <mc:Fallback xmlns:oel="http://schemas.microsoft.com/office/2019/extlst" xmlns:w16du="http://schemas.microsoft.com/office/word/2023/wordml/word16du" xmlns:w16sdtfl="http://schemas.microsoft.com/office/word/2024/wordml/sdtformatlock" xmlns:wpsCustomData="http://www.wps.cn/officeDocument/2013/wpsCustomData">
                   <w:pict>
                     <v:roundrect id="矩形: 圆角 69" o:spid="_x0000_s1026" o:spt="2" style="position:absolute;left:0pt;margin-left:-2.75pt;margin-top:3.25pt;height:25.3pt;width:71.3pt;mso-position-horizontal-relative:margin;z-index:-251654144;v-text-anchor:middle;mso-width-relative:page;mso-height-relative:page;" fillcolor="#F2F2F2 [3052]" filled="t" stroked="f" coordsize="21600,21600" arcsize="0.166666666666667" o:gfxdata="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">
                       <v:fill on="t" focussize="0,0"/>
@@ -4795,7 +4795,25 @@
           <w:sz w:val="16"/>
           <w:szCs w:val="16"/>
         </w:rPr>
-        <w:t>III类-临床意义不明的变异目前尚未发现可能与肿瘤发生发展相关的变异。</w:t>
+        <w:t>III类-临床意义不明</w:t>
+      </w:r>
+      <w:r>
+        <w:rPr>
+          <w:rFonts w:ascii="思源黑体 CN Normal" w:eastAsia="思源黑体 CN Normal" w:hAnsi="思源黑体 CN Normal" w:hint="eastAsia"/>
+          <w:color w:val="000000"/>
+          <w:sz w:val="16"/>
+          <w:szCs w:val="16"/>
+        </w:rPr>
+        <w:t>且</w:t>
+      </w:r>
+      <w:r>
+        <w:rPr>
+          <w:rFonts w:ascii="思源黑体 CN Normal" w:eastAsia="思源黑体 CN Normal" w:hAnsi="思源黑体 CN Normal"/>
+          <w:color w:val="000000"/>
+          <w:sz w:val="16"/>
+          <w:szCs w:val="16"/>
+        </w:rPr>
+        <w:t>目前尚未发现可能与肿瘤发生发展相关的变异。</w:t>
       </w:r>
     </w:p>
     <w:p>
@@ -5039,7 +5057,7 @@
                     </wp:anchor>
                   </w:drawing>
                 </mc:Choice>
-                <mc:Fallback xmlns:wpsCustomData="http://www.wps.cn/officeDocument/2013/wpsCustomData" xmlns:w16sdtfl="http://schemas.microsoft.com/office/word/2024/wordml/sdtformatlock" xmlns:w16du="http://schemas.microsoft.com/office/word/2023/wordml/word16du" xmlns:oel="http://schemas.microsoft.com/office/2019/extlst">
+                <mc:Fallback xmlns:oel="http://schemas.microsoft.com/office/2019/extlst" xmlns:w16du="http://schemas.microsoft.com/office/word/2023/wordml/word16du" xmlns:w16sdtfl="http://schemas.microsoft.com/office/word/2024/wordml/sdtformatlock" xmlns:wpsCustomData="http://www.wps.cn/officeDocument/2013/wpsCustomData">
                   <w:pict>
                     <v:shape id="流程图: 接点 2" o:spid="_x0000_s1026" o:spt="120" type="#_x0000_t120" style="position:absolute;left:0pt;margin-left:170.85pt;margin-top:3.25pt;height:25.15pt;width:24.65pt;z-index:-251651072;v-text-anchor:middle;mso-width-relative:page;mso-height-relative:page;" fillcolor="#1E7648" filled="t" stroked="f" coordsize="21600,21600" o:gfxdata="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">
                       <v:fill on="t" focussize="0,0"/>
@@ -5170,7 +5188,7 @@
                     </wp:anchor>
                   </w:drawing>
                 </mc:Choice>
-                <mc:Fallback xmlns:wpsCustomData="http://www.wps.cn/officeDocument/2013/wpsCustomData" xmlns:w16sdtfl="http://schemas.microsoft.com/office/word/2024/wordml/sdtformatlock" xmlns:w16du="http://schemas.microsoft.com/office/word/2023/wordml/word16du" xmlns:oel="http://schemas.microsoft.com/office/2019/extlst">
+                <mc:Fallback xmlns:oel="http://schemas.microsoft.com/office/2019/extlst" xmlns:w16du="http://schemas.microsoft.com/office/word/2023/wordml/word16du" xmlns:w16sdtfl="http://schemas.microsoft.com/office/word/2024/wordml/sdtformatlock" xmlns:wpsCustomData="http://www.wps.cn/officeDocument/2013/wpsCustomData">
                   <w:pict>
                     <v:roundrect id="矩形: 圆角 3" o:spid="_x0000_s1026" o:spt="2" style="position:absolute;left:0pt;margin-left:-5.4pt;margin-top:3.45pt;height:25.3pt;width:123pt;mso-position-horizontal-relative:margin;z-index:-251652096;v-text-anchor:middle;mso-width-relative:page;mso-height-relative:page;" fillcolor="#F2F2F2 [3052]" filled="t" stroked="f" coordsize="21600,21600" arcsize="0.166666666666667" o:gfxdata="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">
                       <v:fill on="t" focussize="0,0"/>
@@ -5854,7 +5872,7 @@
                     </wp:anchor>
                   </w:drawing>
                 </mc:Choice>
-                <mc:Fallback xmlns:wpsCustomData="http://www.wps.cn/officeDocument/2013/wpsCustomData" xmlns:w16sdtfl="http://schemas.microsoft.com/office/word/2024/wordml/sdtformatlock" xmlns:w16du="http://schemas.microsoft.com/office/word/2023/wordml/word16du" xmlns:oel="http://schemas.microsoft.com/office/2019/extlst">
+                <mc:Fallback xmlns:oel="http://schemas.microsoft.com/office/2019/extlst" xmlns:w16du="http://schemas.microsoft.com/office/word/2023/wordml/word16du" xmlns:w16sdtfl="http://schemas.microsoft.com/office/word/2024/wordml/sdtformatlock" xmlns:wpsCustomData="http://www.wps.cn/officeDocument/2013/wpsCustomData">
                   <w:pict>
                     <v:shape id="流程图: 接点 4" o:spid="_x0000_s1026" o:spt="120" type="#_x0000_t120" style="position:absolute;left:0pt;margin-left:178.35pt;margin-top:3.25pt;height:25.15pt;width:24.65pt;z-index:-251649024;v-text-anchor:middle;mso-width-relative:page;mso-height-relative:page;" fillcolor="#1E7648" filled="t" stroked="f" coordsize="21600,21600" o:gfxdata="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">
                       <v:fill on="t" focussize="0,0"/>
@@ -5985,7 +6003,7 @@
                     </wp:anchor>
                   </w:drawing>
                 </mc:Choice>
-                <mc:Fallback xmlns:wpsCustomData="http://www.wps.cn/officeDocument/2013/wpsCustomData" xmlns:w16sdtfl="http://schemas.microsoft.com/office/word/2024/wordml/sdtformatlock" xmlns:w16du="http://schemas.microsoft.com/office/word/2023/wordml/word16du" xmlns:oel="http://schemas.microsoft.com/office/2019/extlst">
+                <mc:Fallback xmlns:oel="http://schemas.microsoft.com/office/2019/extlst" xmlns:w16du="http://schemas.microsoft.com/office/word/2023/wordml/word16du" xmlns:w16sdtfl="http://schemas.microsoft.com/office/word/2024/wordml/sdtformatlock" xmlns:wpsCustomData="http://www.wps.cn/officeDocument/2013/wpsCustomData">
                   <w:pict>
                     <v:roundrect id="矩形: 圆角 5" o:spid="_x0000_s1026" o:spt="2" style="position:absolute;left:0pt;margin-left:-5.15pt;margin-top:3.2pt;height:25.3pt;width:109.5pt;mso-position-horizontal-relative:margin;z-index:-251650048;v-text-anchor:middle;mso-width-relative:page;mso-height-relative:page;" fillcolor="#F2F2F2 [3052]" filled="t" stroked="f" coordsize="21600,21600" arcsize="0.166666666666667" o:gfxdata="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">
                       <v:fill on="t" focussize="0,0"/>
@@ -6276,7 +6294,7 @@
                     </wp:anchor>
                   </w:drawing>
                 </mc:Choice>
-                <mc:Fallback xmlns:wpsCustomData="http://www.wps.cn/officeDocument/2013/wpsCustomData" xmlns:w16sdtfl="http://schemas.microsoft.com/office/word/2024/wordml/sdtformatlock" xmlns:w16du="http://schemas.microsoft.com/office/word/2023/wordml/word16du" xmlns:oel="http://schemas.microsoft.com/office/2019/extlst">
+                <mc:Fallback xmlns:oel="http://schemas.microsoft.com/office/2019/extlst" xmlns:w16du="http://schemas.microsoft.com/office/word/2023/wordml/word16du" xmlns:w16sdtfl="http://schemas.microsoft.com/office/word/2024/wordml/sdtformatlock" xmlns:wpsCustomData="http://www.wps.cn/officeDocument/2013/wpsCustomData">
                   <w:pict>
                     <v:shape id="流程图: 接点 6" o:spid="_x0000_s1026" o:spt="120" type="#_x0000_t120" style="position:absolute;left:0pt;margin-left:164.85pt;margin-top:3.25pt;height:25.15pt;width:24.65pt;z-index:-251646976;v-text-anchor:middle;mso-width-relative:page;mso-height-relative:page;" fillcolor="#1E7648" filled="t" stroked="f" coordsize="21600,21600" o:gfxdata="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">
                       <v:fill on="t" focussize="0,0"/>
@@ -6407,7 +6425,7 @@
                     </wp:anchor>
                   </w:drawing>
                 </mc:Choice>
-                <mc:Fallback xmlns:wpsCustomData="http://www.wps.cn/officeDocument/2013/wpsCustomData" xmlns:w16sdtfl="http://schemas.microsoft.com/office/word/2024/wordml/sdtformatlock" xmlns:w16du="http://schemas.microsoft.com/office/word/2023/wordml/word16du" xmlns:oel="http://schemas.microsoft.com/office/2019/extlst">
+                <mc:Fallback xmlns:oel="http://schemas.microsoft.com/office/2019/extlst" xmlns:w16du="http://schemas.microsoft.com/office/word/2023/wordml/word16du" xmlns:w16sdtfl="http://schemas.microsoft.com/office/word/2024/wordml/sdtformatlock" xmlns:wpsCustomData="http://www.wps.cn/officeDocument/2013/wpsCustomData">
                   <w:pict>
                     <v:roundrect id="矩形: 圆角 7" o:spid="_x0000_s1026" o:spt="2" style="position:absolute;left:0pt;margin-left:-5.15pt;margin-top:3.2pt;height:25.3pt;width:138.75pt;mso-position-horizontal-relative:margin;z-index:-251648000;v-text-anchor:middle;mso-width-relative:page;mso-height-relative:page;" fillcolor="#F2F2F2 [3052]" filled="t" stroked="f" coordsize="21600,21600" arcsize="0.166666666666667" o:gfxdata="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">
                       <v:fill on="t" focussize="0,0"/>
@@ -6698,7 +6716,7 @@
                     </wp:anchor>
                   </w:drawing>
                 </mc:Choice>
-                <mc:Fallback xmlns:wpsCustomData="http://www.wps.cn/officeDocument/2013/wpsCustomData" xmlns:w16sdtfl="http://schemas.microsoft.com/office/word/2024/wordml/sdtformatlock" xmlns:w16du="http://schemas.microsoft.com/office/word/2023/wordml/word16du" xmlns:oel="http://schemas.microsoft.com/office/2019/extlst">
+                <mc:Fallback xmlns:oel="http://schemas.microsoft.com/office/2019/extlst" xmlns:w16du="http://schemas.microsoft.com/office/word/2023/wordml/word16du" xmlns:w16sdtfl="http://schemas.microsoft.com/office/word/2024/wordml/sdtformatlock" xmlns:wpsCustomData="http://www.wps.cn/officeDocument/2013/wpsCustomData">
                   <w:pict>
                     <v:shape id="流程图: 接点 10" o:spid="_x0000_s1026" o:spt="120" type="#_x0000_t120" style="position:absolute;left:0pt;margin-left:199.35pt;margin-top:3.25pt;height:25.15pt;width:24.65pt;z-index:-251644928;v-text-anchor:middle;mso-width-relative:page;mso-height-relative:page;" fillcolor="#1E7648" filled="t" stroked="f" coordsize="21600,21600" o:gfxdata="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">
                       <v:fill on="t" focussize="0,0"/>
@@ -6840,7 +6858,7 @@
                     </wp:anchor>
                   </w:drawing>
                 </mc:Choice>
-                <mc:Fallback xmlns:wpsCustomData="http://www.wps.cn/officeDocument/2013/wpsCustomData" xmlns:w16sdtfl="http://schemas.microsoft.com/office/word/2024/wordml/sdtformatlock" xmlns:w16du="http://schemas.microsoft.com/office/word/2023/wordml/word16du" xmlns:oel="http://schemas.microsoft.com/office/2019/extlst">
+                <mc:Fallback xmlns:oel="http://schemas.microsoft.com/office/2019/extlst" xmlns:w16du="http://schemas.microsoft.com/office/word/2023/wordml/word16du" xmlns:w16sdtfl="http://schemas.microsoft.com/office/word/2024/wordml/sdtformatlock" xmlns:wpsCustomData="http://www.wps.cn/officeDocument/2013/wpsCustomData">
                   <w:pict>
                     <v:roundrect id="矩形: 圆角 12" o:spid="_x0000_s1026" o:spt="2" style="position:absolute;left:0pt;margin-left:-5.7pt;margin-top:3.25pt;height:25.3pt;width:71.3pt;mso-position-horizontal-relative:margin;z-index:-251645952;v-text-anchor:middle;mso-width-relative:page;mso-height-relative:page;" fillcolor="#F2F2F2 [3052]" filled="t" stroked="f" coordsize="21600,21600" arcsize="0.166666666666667" o:gfxdata="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">
                       <v:fill on="t" focussize="0,0"/>
@@ -10746,7 +10764,7 @@
                     </wp:anchor>
                   </w:drawing>
                 </mc:Choice>
-                <mc:Fallback xmlns:wpsCustomData="http://www.wps.cn/officeDocument/2013/wpsCustomData" xmlns:w16sdtfl="http://schemas.microsoft.com/office/word/2024/wordml/sdtformatlock" xmlns:w16du="http://schemas.microsoft.com/office/word/2023/wordml/word16du" xmlns:oel="http://schemas.microsoft.com/office/2019/extlst">
+                <mc:Fallback xmlns:oel="http://schemas.microsoft.com/office/2019/extlst" xmlns:w16du="http://schemas.microsoft.com/office/word/2023/wordml/word16du" xmlns:w16sdtfl="http://schemas.microsoft.com/office/word/2024/wordml/sdtformatlock" xmlns:wpsCustomData="http://www.wps.cn/officeDocument/2013/wpsCustomData">
                   <w:pict>
                     <v:shape id="流程图: 接点 10" o:spid="_x0000_s1026" o:spt="120" type="#_x0000_t120" style="position:absolute;left:0pt;margin-left:200.1pt;margin-top:3.25pt;height:25.15pt;width:24.65pt;z-index:-251642880;v-text-anchor:middle;mso-width-relative:page;mso-height-relative:page;" fillcolor="#1E7648" filled="t" stroked="f" coordsize="21600,21600" o:gfxdata="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">
                       <v:fill on="t" focussize="0,0"/>
@@ -10888,7 +10906,7 @@
                     </wp:anchor>
                   </w:drawing>
                 </mc:Choice>
-                <mc:Fallback xmlns:wpsCustomData="http://www.wps.cn/officeDocument/2013/wpsCustomData" xmlns:w16sdtfl="http://schemas.microsoft.com/office/word/2024/wordml/sdtformatlock" xmlns:w16du="http://schemas.microsoft.com/office/word/2023/wordml/word16du" xmlns:oel="http://schemas.microsoft.com/office/2019/extlst">
+                <mc:Fallback xmlns:oel="http://schemas.microsoft.com/office/2019/extlst" xmlns:w16du="http://schemas.microsoft.com/office/word/2023/wordml/word16du" xmlns:w16sdtfl="http://schemas.microsoft.com/office/word/2024/wordml/sdtformatlock" xmlns:wpsCustomData="http://www.wps.cn/officeDocument/2013/wpsCustomData">
                   <w:pict>
                     <v:roundrect id="矩形: 圆角 12" o:spid="_x0000_s1026" o:spt="2" style="position:absolute;left:0pt;margin-left:-5.7pt;margin-top:3.25pt;height:25.3pt;width:71.3pt;mso-position-horizontal-relative:margin;z-index:-251643904;v-text-anchor:middle;mso-width-relative:page;mso-height-relative:page;" fillcolor="#F2F2F2 [3052]" filled="t" stroked="f" coordsize="21600,21600" arcsize="0.166666666666667" o:gfxdata="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">
                       <v:fill on="t" focussize="0,0"/>
@@ -11160,7 +11178,7 @@
                     </wp:anchor>
                   </w:drawing>
                 </mc:Choice>
-                <mc:Fallback xmlns:wpsCustomData="http://www.wps.cn/officeDocument/2013/wpsCustomData" xmlns:w16sdtfl="http://schemas.microsoft.com/office/word/2024/wordml/sdtformatlock" xmlns:w16du="http://schemas.microsoft.com/office/word/2023/wordml/word16du" xmlns:oel="http://schemas.microsoft.com/office/2019/extlst">
+                <mc:Fallback xmlns:oel="http://schemas.microsoft.com/office/2019/extlst" xmlns:w16du="http://schemas.microsoft.com/office/word/2023/wordml/word16du" xmlns:w16sdtfl="http://schemas.microsoft.com/office/word/2024/wordml/sdtformatlock" xmlns:wpsCustomData="http://www.wps.cn/officeDocument/2013/wpsCustomData">
                   <w:pict>
                     <v:shape id="流程图: 接点 10" o:spid="_x0000_s1026" o:spt="120" type="#_x0000_t120" style="position:absolute;left:0pt;margin-left:199.35pt;margin-top:3.25pt;height:25.15pt;width:24.65pt;z-index:-251640832;v-text-anchor:middle;mso-width-relative:page;mso-height-relative:page;" fillcolor="#1E7648" filled="t" stroked="f" coordsize="21600,21600" o:gfxdata="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">
                       <v:fill on="t" focussize="0,0"/>
@@ -11302,7 +11320,7 @@
                     </wp:anchor>
                   </w:drawing>
                 </mc:Choice>
-                <mc:Fallback xmlns:wpsCustomData="http://www.wps.cn/officeDocument/2013/wpsCustomData" xmlns:w16sdtfl="http://schemas.microsoft.com/office/word/2024/wordml/sdtformatlock" xmlns:w16du="http://schemas.microsoft.com/office/word/2023/wordml/word16du" xmlns:oel="http://schemas.microsoft.com/office/2019/extlst">
+                <mc:Fallback xmlns:oel="http://schemas.microsoft.com/office/2019/extlst" xmlns:w16du="http://schemas.microsoft.com/office/word/2023/wordml/word16du" xmlns:w16sdtfl="http://schemas.microsoft.com/office/word/2024/wordml/sdtformatlock" xmlns:wpsCustomData="http://www.wps.cn/officeDocument/2013/wpsCustomData">
                   <w:pict>
                     <v:roundrect id="矩形: 圆角 12" o:spid="_x0000_s1026" o:spt="2" style="position:absolute;left:0pt;margin-left:-5.7pt;margin-top:3.25pt;height:25.3pt;width:71.3pt;mso-position-horizontal-relative:margin;z-index:-251641856;v-text-anchor:middle;mso-width-relative:page;mso-height-relative:page;" fillcolor="#F2F2F2 [3052]" filled="t" stroked="f" coordsize="21600,21600" arcsize="0.166666666666667" o:gfxdata="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">
                       <v:fill on="t" focussize="0,0"/>
@@ -11797,7 +11815,7 @@
                     </wp:anchor>
                   </w:drawing>
                 </mc:Choice>
-                <mc:Fallback xmlns:wpsCustomData="http://www.wps.cn/officeDocument/2013/wpsCustomData" xmlns:w16sdtfl="http://schemas.microsoft.com/office/word/2024/wordml/sdtformatlock" xmlns:w16du="http://schemas.microsoft.com/office/word/2023/wordml/word16du" xmlns:oel="http://schemas.microsoft.com/office/2019/extlst">
+                <mc:Fallback xmlns:oel="http://schemas.microsoft.com/office/2019/extlst" xmlns:w16du="http://schemas.microsoft.com/office/word/2023/wordml/word16du" xmlns:w16sdtfl="http://schemas.microsoft.com/office/word/2024/wordml/sdtformatlock" xmlns:wpsCustomData="http://www.wps.cn/officeDocument/2013/wpsCustomData">
                   <w:pict>
                     <v:shape id="流程图: 接点 26" o:spid="_x0000_s1026" o:spt="120" type="#_x0000_t120" style="position:absolute;left:0pt;margin-left:200.1pt;margin-top:3.25pt;height:25.15pt;width:24.65pt;z-index:-251638784;v-text-anchor:middle;mso-width-relative:page;mso-height-relative:page;" fillcolor="#1E7648" filled="t" stroked="f" coordsize="21600,21600" o:gfxdata="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">
                       <v:fill on="t" focussize="0,0"/>
@@ -11961,7 +11979,7 @@
                     </wp:anchor>
                   </w:drawing>
                 </mc:Choice>
-                <mc:Fallback xmlns:wpsCustomData="http://www.wps.cn/officeDocument/2013/wpsCustomData" xmlns:w16sdtfl="http://schemas.microsoft.com/office/word/2024/wordml/sdtformatlock" xmlns:w16du="http://schemas.microsoft.com/office/word/2023/wordml/word16du" xmlns:oel="http://schemas.microsoft.com/office/2019/extlst">
+                <mc:Fallback xmlns:oel="http://schemas.microsoft.com/office/2019/extlst" xmlns:w16du="http://schemas.microsoft.com/office/word/2023/wordml/word16du" xmlns:w16sdtfl="http://schemas.microsoft.com/office/word/2024/wordml/sdtformatlock" xmlns:wpsCustomData="http://www.wps.cn/officeDocument/2013/wpsCustomData">
                   <w:pict>
                     <v:roundrect id="矩形: 圆角 27" o:spid="_x0000_s1026" o:spt="2" style="position:absolute;left:0pt;margin-left:-5.7pt;margin-top:3.25pt;height:25.3pt;width:71.3pt;mso-position-horizontal-relative:margin;z-index:-251639808;v-text-anchor:middle;mso-width-relative:page;mso-height-relative:page;" fillcolor="#F2F2F2 [3052]" filled="t" stroked="f" coordsize="21600,21600" arcsize="0.166666666666667" o:gfxdata="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">
                       <v:fill on="t" focussize="0,0"/>
@@ -12241,12 +12259,8 @@
       </w:r>
     </w:p>
     <w:sectPr>
-      <w:headerReference w:type="even" r:id="rId8"/>
-      <w:headerReference w:type="default" r:id="rId9"/>
-      <w:footerReference w:type="even" r:id="rId10"/>
-      <w:footerReference w:type="default" r:id="rId11"/>
-      <w:headerReference w:type="first" r:id="rId12"/>
-      <w:footerReference w:type="first" r:id="rId13"/>
+      <w:headerReference w:type="default" r:id="rId8"/>
+      <w:footerReference w:type="default" r:id="rId9"/>
       <w:pgSz w:w="11906" w:h="16838"/>
       <w:pgMar w:top="1361" w:right="782" w:bottom="567" w:left="782" w:header="567" w:footer="567" w:gutter="0"/>
       <w:pgNumType w:start="1"/>
@@ -12277,16 +12291,6 @@
 </file>
 
 <file path=word/footer1.xml><?xml version="1.0" encoding="utf-8"?>
-<w:ftr xmlns:wpc="http://schemas.microsoft.com/office/word/2010/wordprocessingCanvas" xmlns:cx="http://schemas.microsoft.com/office/drawing/2014/chartex" xmlns:cx1="http://schemas.microsoft.com/office/drawing/2015/9/8/chartex" xmlns:cx2="http://schemas.microsoft.com/office/drawing/2015/10/21/chartex" xmlns:cx3="http://schemas.microsoft.com/office/drawing/2016/5/9/chartex" xmlns:cx4="http://schemas.microsoft.com/office/drawing/2016/5/10/chartex" xmlns:cx5="http://schemas.microsoft.com/office/drawing/2016/5/11/chartex" xmlns:cx6="http://schemas.microsoft.com/office/drawing/2016/5/12/chartex" xmlns:cx7="http://schemas.microsoft.com/office/drawing/2016/5/13/chartex" xmlns:cx8="http://schemas.microsoft.com/office/drawing/2016/5/14/chartex" xmlns:mc="http://schemas.openxmlformats.org/markup-compatibility/2006" xmlns:aink="http://schemas.microsoft.com/office/drawing/2016/ink" xmlns:am3d="http://schemas.microsoft.com/office/drawing/2017/model3d" xmlns:o="urn:schemas-microsoft-com:office:office" xmlns:r="http://schemas.openxmlformats.org/officeDocument/2006/relationships" xmlns:m="http://schemas.openxmlformats.org/officeDocument/2006/math" xmlns:v="urn:schemas-microsoft-com:vml" xmlns:wp14="http://schemas.microsoft.com/office/word/2010/wordprocessingDrawing" xmlns:wp="http://schemas.openxmlformats.org/drawingml/2006/wordprocessingDrawing" xmlns:w10="urn:schemas-microsoft-com:office:word" xmlns:w="http://schemas.openxmlformats.org/wordprocessingml/2006/main" xmlns:w14="http://schemas.microsoft.com/office/word/2010/wordml" xmlns:w15="http://schemas.microsoft.com/office/word/2012/wordml" xmlns:w16cex="http://schemas.microsoft.com/office/word/2018/wordml/cex" xmlns:w16cid="http://schemas.microsoft.com/office/word/2016/wordml/cid" xmlns:w16="http://schemas.microsoft.com/office/word/2018/wordml" xmlns:w16sdtdh="http://schemas.microsoft.com/office/word/2020/wordml/sdtdatahash" xmlns:w16se="http://schemas.microsoft.com/office/word/2015/wordml/symex" xmlns:wpg="http://schemas.microsoft.com/office/word/2010/wordprocessingGroup" xmlns:wpi="http://schemas.microsoft.com/office/word/2010/wordprocessingInk" xmlns:wne="http://schemas.microsoft.com/office/word/2006/wordml" xmlns:wps="http://schemas.microsoft.com/office/word/2010/wordprocessingShape" mc:Ignorable="w14 w15 w16se w16cid w16 w16cex w16sdtdh wp14">
-  <w:p>
-    <w:pPr>
-      <w:pStyle w:val="a5"/>
-    </w:pPr>
-  </w:p>
-</w:ftr>
-</file>
-
-<file path=word/footer2.xml><?xml version="1.0" encoding="utf-8"?>
 <w:ftr xmlns:wpc="http://schemas.microsoft.com/office/word/2010/wordprocessingCanvas" xmlns:cx="http://schemas.microsoft.com/office/drawing/2014/chartex" xmlns:cx1="http://schemas.microsoft.com/office/drawing/2015/9/8/chartex" xmlns:cx2="http://schemas.microsoft.com/office/drawing/2015/10/21/chartex" xmlns:cx3="http://schemas.microsoft.com/office/drawing/2016/5/9/chartex" xmlns:cx4="http://schemas.microsoft.com/office/drawing/2016/5/10/chartex" xmlns:cx5="http://schemas.microsoft.com/office/drawing/2016/5/11/chartex" xmlns:cx6="http://schemas.microsoft.com/office/drawing/2016/5/12/chartex" xmlns:cx7="http://schemas.microsoft.com/office/drawing/2016/5/13/chartex" xmlns:cx8="http://schemas.microsoft.com/office/drawing/2016/5/14/chartex" xmlns:mc="http://schemas.openxmlformats.org/markup-compatibility/2006" xmlns:aink="http://schemas.microsoft.com/office/drawing/2016/ink" xmlns:am3d="http://schemas.microsoft.com/office/drawing/2017/model3d" xmlns:o="urn:schemas-microsoft-com:office:office" xmlns:r="http://schemas.openxmlformats.org/officeDocument/2006/relationships" xmlns:m="http://schemas.openxmlformats.org/officeDocument/2006/math" xmlns:v="urn:schemas-microsoft-com:vml" xmlns:wp14="http://schemas.microsoft.com/office/word/2010/wordprocessingDrawing" xmlns:wp="http://schemas.openxmlformats.org/drawingml/2006/wordprocessingDrawing" xmlns:w10="urn:schemas-microsoft-com:office:word" xmlns:w="http://schemas.openxmlformats.org/wordprocessingml/2006/main" xmlns:w14="http://schemas.microsoft.com/office/word/2010/wordml" xmlns:w15="http://schemas.microsoft.com/office/word/2012/wordml" xmlns:w16cex="http://schemas.microsoft.com/office/word/2018/wordml/cex" xmlns:w16cid="http://schemas.microsoft.com/office/word/2016/wordml/cid" xmlns:w16="http://schemas.microsoft.com/office/word/2018/wordml" xmlns:w16sdtdh="http://schemas.microsoft.com/office/word/2020/wordml/sdtdatahash" xmlns:w16se="http://schemas.microsoft.com/office/word/2015/wordml/symex" xmlns:wpg="http://schemas.microsoft.com/office/word/2010/wordprocessingGroup" xmlns:wpi="http://schemas.microsoft.com/office/word/2010/wordprocessingInk" xmlns:wne="http://schemas.microsoft.com/office/word/2006/wordml" xmlns:wps="http://schemas.microsoft.com/office/word/2010/wordprocessingShape" mc:Ignorable="w14 w15 w16se w16cid w16 w16cex w16sdtdh wp14">
   <w:sdt>
     <w:sdtPr>
@@ -12960,16 +12964,6 @@
 </w:ftr>
 </file>
 
-<file path=word/footer3.xml><?xml version="1.0" encoding="utf-8"?>
-<w:ftr xmlns:wpc="http://schemas.microsoft.com/office/word/2010/wordprocessingCanvas" xmlns:cx="http://schemas.microsoft.com/office/drawing/2014/chartex" xmlns:cx1="http://schemas.microsoft.com/office/drawing/2015/9/8/chartex" xmlns:cx2="http://schemas.microsoft.com/office/drawing/2015/10/21/chartex" xmlns:cx3="http://schemas.microsoft.com/office/drawing/2016/5/9/chartex" xmlns:cx4="http://schemas.microsoft.com/office/drawing/2016/5/10/chartex" xmlns:cx5="http://schemas.microsoft.com/office/drawing/2016/5/11/chartex" xmlns:cx6="http://schemas.microsoft.com/office/drawing/2016/5/12/chartex" xmlns:cx7="http://schemas.microsoft.com/office/drawing/2016/5/13/chartex" xmlns:cx8="http://schemas.microsoft.com/office/drawing/2016/5/14/chartex" xmlns:mc="http://schemas.openxmlformats.org/markup-compatibility/2006" xmlns:aink="http://schemas.microsoft.com/office/drawing/2016/ink" xmlns:am3d="http://schemas.microsoft.com/office/drawing/2017/model3d" xmlns:o="urn:schemas-microsoft-com:office:office" xmlns:r="http://schemas.openxmlformats.org/officeDocument/2006/relationships" xmlns:m="http://schemas.openxmlformats.org/officeDocument/2006/math" xmlns:v="urn:schemas-microsoft-com:vml" xmlns:wp14="http://schemas.microsoft.com/office/word/2010/wordprocessingDrawing" xmlns:wp="http://schemas.openxmlformats.org/drawingml/2006/wordprocessingDrawing" xmlns:w10="urn:schemas-microsoft-com:office:word" xmlns:w="http://schemas.openxmlformats.org/wordprocessingml/2006/main" xmlns:w14="http://schemas.microsoft.com/office/word/2010/wordml" xmlns:w15="http://schemas.microsoft.com/office/word/2012/wordml" xmlns:w16cex="http://schemas.microsoft.com/office/word/2018/wordml/cex" xmlns:w16cid="http://schemas.microsoft.com/office/word/2016/wordml/cid" xmlns:w16="http://schemas.microsoft.com/office/word/2018/wordml" xmlns:w16sdtdh="http://schemas.microsoft.com/office/word/2020/wordml/sdtdatahash" xmlns:w16se="http://schemas.microsoft.com/office/word/2015/wordml/symex" xmlns:wpg="http://schemas.microsoft.com/office/word/2010/wordprocessingGroup" xmlns:wpi="http://schemas.microsoft.com/office/word/2010/wordprocessingInk" xmlns:wne="http://schemas.microsoft.com/office/word/2006/wordml" xmlns:wps="http://schemas.microsoft.com/office/word/2010/wordprocessingShape" mc:Ignorable="w14 w15 w16se w16cid w16 w16cex w16sdtdh wp14">
-  <w:p>
-    <w:pPr>
-      <w:pStyle w:val="a5"/>
-    </w:pPr>
-  </w:p>
-</w:ftr>
-</file>
-
 <file path=word/footnotes.xml><?xml version="1.0" encoding="utf-8"?>
 <w:footnotes xmlns:wpc="http://schemas.microsoft.com/office/word/2010/wordprocessingCanvas" xmlns:cx="http://schemas.microsoft.com/office/drawing/2014/chartex" xmlns:cx1="http://schemas.microsoft.com/office/drawing/2015/9/8/chartex" xmlns:cx2="http://schemas.microsoft.com/office/drawing/2015/10/21/chartex" xmlns:cx3="http://schemas.microsoft.com/office/drawing/2016/5/9/chartex" xmlns:cx4="http://schemas.microsoft.com/office/drawing/2016/5/10/chartex" xmlns:cx5="http://schemas.microsoft.com/office/drawing/2016/5/11/chartex" xmlns:cx6="http://schemas.microsoft.com/office/drawing/2016/5/12/chartex" xmlns:cx7="http://schemas.microsoft.com/office/drawing/2016/5/13/chartex" xmlns:cx8="http://schemas.microsoft.com/office/drawing/2016/5/14/chartex" xmlns:mc="http://schemas.openxmlformats.org/markup-compatibility/2006" xmlns:aink="http://schemas.microsoft.com/office/drawing/2016/ink" xmlns:am3d="http://schemas.microsoft.com/office/drawing/2017/model3d" xmlns:o="urn:schemas-microsoft-com:office:office" xmlns:r="http://schemas.openxmlformats.org/officeDocument/2006/relationships" xmlns:m="http://schemas.openxmlformats.org/officeDocument/2006/math" xmlns:v="urn:schemas-microsoft-com:vml" xmlns:wp14="http://schemas.microsoft.com/office/word/2010/wordprocessingDrawing" xmlns:wp="http://schemas.openxmlformats.org/drawingml/2006/wordprocessingDrawing" xmlns:w10="urn:schemas-microsoft-com:office:word" xmlns:w="http://schemas.openxmlformats.org/wordprocessingml/2006/main" xmlns:w14="http://schemas.microsoft.com/office/word/2010/wordml" xmlns:w15="http://schemas.microsoft.com/office/word/2012/wordml" xmlns:w16cex="http://schemas.microsoft.com/office/word/2018/wordml/cex" xmlns:w16cid="http://schemas.microsoft.com/office/word/2016/wordml/cid" xmlns:w16="http://schemas.microsoft.com/office/word/2018/wordml" xmlns:w16sdtdh="http://schemas.microsoft.com/office/word/2020/wordml/sdtdatahash" xmlns:w16se="http://schemas.microsoft.com/office/word/2015/wordml/symex" xmlns:wpg="http://schemas.microsoft.com/office/word/2010/wordprocessingGroup" xmlns:wpi="http://schemas.microsoft.com/office/word/2010/wordprocessingInk" xmlns:wne="http://schemas.microsoft.com/office/word/2006/wordml" xmlns:wps="http://schemas.microsoft.com/office/word/2010/wordprocessingShape" mc:Ignorable="w14 w15 w16se w16cid w16 w16cex w16sdtdh wp14">
   <w:footnote w:type="separator" w:id="-1">
@@ -12990,16 +12984,6 @@
 </file>
 
 <file path=word/header1.xml><?xml version="1.0" encoding="utf-8"?>
-<w:hdr xmlns:wpc="http://schemas.microsoft.com/office/word/2010/wordprocessingCanvas" xmlns:cx="http://schemas.microsoft.com/office/drawing/2014/chartex" xmlns:cx1="http://schemas.microsoft.com/office/drawing/2015/9/8/chartex" xmlns:cx2="http://schemas.microsoft.com/office/drawing/2015/10/21/chartex" xmlns:cx3="http://schemas.microsoft.com/office/drawing/2016/5/9/chartex" xmlns:cx4="http://schemas.microsoft.com/office/drawing/2016/5/10/chartex" xmlns:cx5="http://schemas.microsoft.com/office/drawing/2016/5/11/chartex" xmlns:cx6="http://schemas.microsoft.com/office/drawing/2016/5/12/chartex" xmlns:cx7="http://schemas.microsoft.com/office/drawing/2016/5/13/chartex" xmlns:cx8="http://schemas.microsoft.com/office/drawing/2016/5/14/chartex" xmlns:mc="http://schemas.openxmlformats.org/markup-compatibility/2006" xmlns:aink="http://schemas.microsoft.com/office/drawing/2016/ink" xmlns:am3d="http://schemas.microsoft.com/office/drawing/2017/model3d" xmlns:o="urn:schemas-microsoft-com:office:office" xmlns:r="http://schemas.openxmlformats.org/officeDocument/2006/relationships" xmlns:m="http://schemas.openxmlformats.org/officeDocument/2006/math" xmlns:v="urn:schemas-microsoft-com:vml" xmlns:wp14="http://schemas.microsoft.com/office/word/2010/wordprocessingDrawing" xmlns:wp="http://schemas.openxmlformats.org/drawingml/2006/wordprocessingDrawing" xmlns:w10="urn:schemas-microsoft-com:office:word" xmlns:w="http://schemas.openxmlformats.org/wordprocessingml/2006/main" xmlns:w14="http://schemas.microsoft.com/office/word/2010/wordml" xmlns:w15="http://schemas.microsoft.com/office/word/2012/wordml" xmlns:w16cex="http://schemas.microsoft.com/office/word/2018/wordml/cex" xmlns:w16cid="http://schemas.microsoft.com/office/word/2016/wordml/cid" xmlns:w16="http://schemas.microsoft.com/office/word/2018/wordml" xmlns:w16sdtdh="http://schemas.microsoft.com/office/word/2020/wordml/sdtdatahash" xmlns:w16se="http://schemas.microsoft.com/office/word/2015/wordml/symex" xmlns:wpg="http://schemas.microsoft.com/office/word/2010/wordprocessingGroup" xmlns:wpi="http://schemas.microsoft.com/office/word/2010/wordprocessingInk" xmlns:wne="http://schemas.microsoft.com/office/word/2006/wordml" xmlns:wps="http://schemas.microsoft.com/office/word/2010/wordprocessingShape" mc:Ignorable="w14 w15 w16se w16cid w16 w16cex w16sdtdh wp14">
-  <w:p>
-    <w:pPr>
-      <w:pStyle w:val="a7"/>
-    </w:pPr>
-  </w:p>
-</w:hdr>
-</file>
-
-<file path=word/header2.xml><?xml version="1.0" encoding="utf-8"?>
 <w:hdr xmlns:wpc="http://schemas.microsoft.com/office/word/2010/wordprocessingCanvas" xmlns:cx="http://schemas.microsoft.com/office/drawing/2014/chartex" xmlns:cx1="http://schemas.microsoft.com/office/drawing/2015/9/8/chartex" xmlns:cx2="http://schemas.microsoft.com/office/drawing/2015/10/21/chartex" xmlns:cx3="http://schemas.microsoft.com/office/drawing/2016/5/9/chartex" xmlns:cx4="http://schemas.microsoft.com/office/drawing/2016/5/10/chartex" xmlns:cx5="http://schemas.microsoft.com/office/drawing/2016/5/11/chartex" xmlns:cx6="http://schemas.microsoft.com/office/drawing/2016/5/12/chartex" xmlns:cx7="http://schemas.microsoft.com/office/drawing/2016/5/13/chartex" xmlns:cx8="http://schemas.microsoft.com/office/drawing/2016/5/14/chartex" xmlns:mc="http://schemas.openxmlformats.org/markup-compatibility/2006" xmlns:aink="http://schemas.microsoft.com/office/drawing/2016/ink" xmlns:am3d="http://schemas.microsoft.com/office/drawing/2017/model3d" xmlns:o="urn:schemas-microsoft-com:office:office" xmlns:r="http://schemas.openxmlformats.org/officeDocument/2006/relationships" xmlns:m="http://schemas.openxmlformats.org/officeDocument/2006/math" xmlns:v="urn:schemas-microsoft-com:vml" xmlns:wp14="http://schemas.microsoft.com/office/word/2010/wordprocessingDrawing" xmlns:wp="http://schemas.openxmlformats.org/drawingml/2006/wordprocessingDrawing" xmlns:w10="urn:schemas-microsoft-com:office:word" xmlns:w="http://schemas.openxmlformats.org/wordprocessingml/2006/main" xmlns:w14="http://schemas.microsoft.com/office/word/2010/wordml" xmlns:w15="http://schemas.microsoft.com/office/word/2012/wordml" xmlns:w16cex="http://schemas.microsoft.com/office/word/2018/wordml/cex" xmlns:w16cid="http://schemas.microsoft.com/office/word/2016/wordml/cid" xmlns:w16="http://schemas.microsoft.com/office/word/2018/wordml" xmlns:w16sdtdh="http://schemas.microsoft.com/office/word/2020/wordml/sdtdatahash" xmlns:w16se="http://schemas.microsoft.com/office/word/2015/wordml/symex" xmlns:wpg="http://schemas.microsoft.com/office/word/2010/wordprocessingGroup" xmlns:wpi="http://schemas.microsoft.com/office/word/2010/wordprocessingInk" xmlns:wne="http://schemas.microsoft.com/office/word/2006/wordml" xmlns:wps="http://schemas.microsoft.com/office/word/2010/wordprocessingShape" mc:Ignorable="w14 w15 w16se w16cid w16 w16cex w16sdtdh wp14">
   <w:p>
     <w:pPr>
@@ -13207,16 +13191,6 @@
       </w:rPr>
       <w:t>}}</w:t>
     </w:r>
-  </w:p>
-</w:hdr>
-</file>
-
-<file path=word/header3.xml><?xml version="1.0" encoding="utf-8"?>
-<w:hdr xmlns:wpc="http://schemas.microsoft.com/office/word/2010/wordprocessingCanvas" xmlns:cx="http://schemas.microsoft.com/office/drawing/2014/chartex" xmlns:cx1="http://schemas.microsoft.com/office/drawing/2015/9/8/chartex" xmlns:cx2="http://schemas.microsoft.com/office/drawing/2015/10/21/chartex" xmlns:cx3="http://schemas.microsoft.com/office/drawing/2016/5/9/chartex" xmlns:cx4="http://schemas.microsoft.com/office/drawing/2016/5/10/chartex" xmlns:cx5="http://schemas.microsoft.com/office/drawing/2016/5/11/chartex" xmlns:cx6="http://schemas.microsoft.com/office/drawing/2016/5/12/chartex" xmlns:cx7="http://schemas.microsoft.com/office/drawing/2016/5/13/chartex" xmlns:cx8="http://schemas.microsoft.com/office/drawing/2016/5/14/chartex" xmlns:mc="http://schemas.openxmlformats.org/markup-compatibility/2006" xmlns:aink="http://schemas.microsoft.com/office/drawing/2016/ink" xmlns:am3d="http://schemas.microsoft.com/office/drawing/2017/model3d" xmlns:o="urn:schemas-microsoft-com:office:office" xmlns:r="http://schemas.openxmlformats.org/officeDocument/2006/relationships" xmlns:m="http://schemas.openxmlformats.org/officeDocument/2006/math" xmlns:v="urn:schemas-microsoft-com:vml" xmlns:wp14="http://schemas.microsoft.com/office/word/2010/wordprocessingDrawing" xmlns:wp="http://schemas.openxmlformats.org/drawingml/2006/wordprocessingDrawing" xmlns:w10="urn:schemas-microsoft-com:office:word" xmlns:w="http://schemas.openxmlformats.org/wordprocessingml/2006/main" xmlns:w14="http://schemas.microsoft.com/office/word/2010/wordml" xmlns:w15="http://schemas.microsoft.com/office/word/2012/wordml" xmlns:w16cex="http://schemas.microsoft.com/office/word/2018/wordml/cex" xmlns:w16cid="http://schemas.microsoft.com/office/word/2016/wordml/cid" xmlns:w16="http://schemas.microsoft.com/office/word/2018/wordml" xmlns:w16sdtdh="http://schemas.microsoft.com/office/word/2020/wordml/sdtdatahash" xmlns:w16se="http://schemas.microsoft.com/office/word/2015/wordml/symex" xmlns:wpg="http://schemas.microsoft.com/office/word/2010/wordprocessingGroup" xmlns:wpi="http://schemas.microsoft.com/office/word/2010/wordprocessingInk" xmlns:wne="http://schemas.microsoft.com/office/word/2006/wordml" xmlns:wps="http://schemas.microsoft.com/office/word/2010/wordprocessingShape" mc:Ignorable="w14 w15 w16se w16cid w16 w16cex w16sdtdh wp14">
-  <w:p>
-    <w:pPr>
-      <w:pStyle w:val="a7"/>
-    </w:pPr>
   </w:p>
 </w:hdr>
 </file>
